--- a/STATITICS/Session 9/Assignment 9.docx
+++ b/STATITICS/Session 9/Assignment 9.docx
@@ -60,6 +60,7 @@
         <w:rPr>
           <w:b/>
           <w:bCs/>
+          <w:noProof/>
           <w:sz w:val="24"/>
           <w:szCs w:val="24"/>
         </w:rPr>
@@ -248,6 +249,7 @@
       </w:pPr>
       <w:r>
         <w:rPr>
+          <w:noProof/>
           <w:sz w:val="24"/>
           <w:szCs w:val="24"/>
         </w:rPr>
@@ -348,56 +350,114 @@
           <w:szCs w:val="24"/>
         </w:rPr>
       </w:pPr>
-    </w:p>
-    <w:p>
-      <w:pPr>
-        <w:rPr>
-          <w:b/>
-          <w:bCs/>
-          <w:sz w:val="24"/>
-          <w:szCs w:val="24"/>
-        </w:rPr>
-      </w:pPr>
-    </w:p>
-    <w:p>
-      <w:pPr>
-        <w:rPr>
-          <w:b/>
-          <w:bCs/>
-          <w:sz w:val="24"/>
-          <w:szCs w:val="24"/>
-        </w:rPr>
-      </w:pPr>
-    </w:p>
-    <w:p>
-      <w:pPr>
-        <w:rPr>
-          <w:b/>
-          <w:bCs/>
-          <w:sz w:val="24"/>
-          <w:szCs w:val="24"/>
-        </w:rPr>
-      </w:pPr>
-    </w:p>
-    <w:p>
-      <w:pPr>
-        <w:rPr>
-          <w:b/>
-          <w:bCs/>
-          <w:sz w:val="24"/>
-          <w:szCs w:val="24"/>
-        </w:rPr>
-      </w:pPr>
-    </w:p>
-    <w:p>
-      <w:pPr>
-        <w:rPr>
-          <w:b/>
-          <w:bCs/>
-          <w:sz w:val="24"/>
-          <w:szCs w:val="24"/>
-        </w:rPr>
-      </w:pPr>
+      <w:r>
+        <w:rPr>
+          <w:b/>
+          <w:bCs/>
+          <w:noProof/>
+          <w:sz w:val="24"/>
+          <w:szCs w:val="24"/>
+        </w:rPr>
+        <w:lastRenderedPageBreak/>
+        <w:drawing>
+          <wp:inline distT="0" distB="0" distL="0" distR="0" wp14:anchorId="433B879E" wp14:editId="09B06D5F">
+            <wp:extent cx="5731510" cy="4305935"/>
+            <wp:effectExtent l="0" t="0" r="2540" b="0"/>
+            <wp:docPr id="41498851" name="Picture 1"/>
+            <wp:cNvGraphicFramePr>
+              <a:graphicFrameLocks xmlns:a="http://schemas.openxmlformats.org/drawingml/2006/main" noChangeAspect="1"/>
+            </wp:cNvGraphicFramePr>
+            <a:graphic xmlns:a="http://schemas.openxmlformats.org/drawingml/2006/main">
+              <a:graphicData uri="http://schemas.openxmlformats.org/drawingml/2006/picture">
+                <pic:pic xmlns:pic="http://schemas.openxmlformats.org/drawingml/2006/picture">
+                  <pic:nvPicPr>
+                    <pic:cNvPr id="41498851" name=""/>
+                    <pic:cNvPicPr/>
+                  </pic:nvPicPr>
+                  <pic:blipFill>
+                    <a:blip r:embed="rId7"/>
+                    <a:stretch>
+                      <a:fillRect/>
+                    </a:stretch>
+                  </pic:blipFill>
+                  <pic:spPr>
+                    <a:xfrm>
+                      <a:off x="0" y="0"/>
+                      <a:ext cx="5731510" cy="4305935"/>
+                    </a:xfrm>
+                    <a:prstGeom prst="rect">
+                      <a:avLst/>
+                    </a:prstGeom>
+                  </pic:spPr>
+                </pic:pic>
+              </a:graphicData>
+            </a:graphic>
+          </wp:inline>
+        </w:drawing>
+      </w:r>
+    </w:p>
+    <w:p>
+      <w:pPr>
+        <w:rPr>
+          <w:sz w:val="24"/>
+          <w:szCs w:val="24"/>
+        </w:rPr>
+      </w:pPr>
+      <w:r>
+        <w:rPr>
+          <w:sz w:val="24"/>
+          <w:szCs w:val="24"/>
+        </w:rPr>
+        <w:t>=NORM.S.DIST(1,1)</w:t>
+      </w:r>
+      <w:r>
+        <w:rPr>
+          <w:sz w:val="24"/>
+          <w:szCs w:val="24"/>
+        </w:rPr>
+        <w:t xml:space="preserve"> </w:t>
+      </w:r>
+      <w:r>
+        <w:rPr>
+          <w:sz w:val="24"/>
+          <w:szCs w:val="24"/>
+        </w:rPr>
+        <w:t>-</w:t>
+      </w:r>
+      <w:r>
+        <w:rPr>
+          <w:sz w:val="24"/>
+          <w:szCs w:val="24"/>
+        </w:rPr>
+        <w:t>=</w:t>
+      </w:r>
+      <w:r>
+        <w:rPr>
+          <w:sz w:val="24"/>
+          <w:szCs w:val="24"/>
+        </w:rPr>
+        <w:t>NORM.S.DIST(-1,1)</w:t>
+      </w:r>
+    </w:p>
+    <w:p>
+      <w:pPr>
+        <w:pStyle w:val="ListParagraph"/>
+        <w:numPr>
+          <w:ilvl w:val="0"/>
+          <w:numId w:val="3"/>
+        </w:numPr>
+        <w:rPr>
+          <w:sz w:val="24"/>
+          <w:szCs w:val="24"/>
+        </w:rPr>
+      </w:pPr>
+      <w:r>
+        <w:rPr>
+          <w:sz w:val="24"/>
+          <w:szCs w:val="24"/>
+        </w:rPr>
+        <w:t>0.6827 = 68.27%</w:t>
+      </w:r>
     </w:p>
     <w:p>
       <w:pPr>
@@ -470,7 +530,27 @@
           <w:sz w:val="24"/>
           <w:szCs w:val="24"/>
         </w:rPr>
-        <w:t>Use scipy.stats.norm.cdf()</w:t>
+        <w:t xml:space="preserve">Use </w:t>
+      </w:r>
+      <w:proofErr w:type="gramStart"/>
+      <w:r>
+        <w:rPr>
+          <w:b/>
+          <w:bCs/>
+          <w:sz w:val="24"/>
+          <w:szCs w:val="24"/>
+        </w:rPr>
+        <w:t>scipy.stats.norm.cdf(</w:t>
+      </w:r>
+      <w:proofErr w:type="gramEnd"/>
+      <w:r>
+        <w:rPr>
+          <w:b/>
+          <w:bCs/>
+          <w:sz w:val="24"/>
+          <w:szCs w:val="24"/>
+        </w:rPr>
+        <w:t>)</w:t>
       </w:r>
     </w:p>
     <w:p>
@@ -520,6 +600,7 @@
         <w:rPr>
           <w:b/>
           <w:bCs/>
+          <w:noProof/>
           <w:sz w:val="24"/>
           <w:szCs w:val="24"/>
         </w:rPr>
@@ -539,7 +620,7 @@
                     <pic:cNvPicPr/>
                   </pic:nvPicPr>
                   <pic:blipFill>
-                    <a:blip r:embed="rId7"/>
+                    <a:blip r:embed="rId8"/>
                     <a:stretch>
                       <a:fillRect/>
                     </a:stretch>
@@ -627,6 +708,7 @@
           <w:sz w:val="24"/>
           <w:szCs w:val="24"/>
         </w:rPr>
+        <w:lastRenderedPageBreak/>
         <w:t>The normal distribution is important because many real-world data values are close to the average, while very high or very low values happen less often.</w:t>
       </w:r>
     </w:p>
@@ -650,7 +732,7 @@
           <w:sz w:val="24"/>
           <w:szCs w:val="24"/>
         </w:rPr>
-        <w:t>ssss</w:t>
+        <w:t>s</w:t>
       </w:r>
       <w:r>
         <w:rPr>
@@ -861,11 +943,126 @@
       </w:pPr>
     </w:lvl>
   </w:abstractNum>
+  <w:abstractNum w:abstractNumId="2" w15:restartNumberingAfterBreak="0">
+    <w:nsid w:val="6CB406E9"/>
+    <w:multiLevelType w:val="hybridMultilevel"/>
+    <w:tmpl w:val="836438FA"/>
+    <w:lvl w:ilvl="0" w:tplc="ABBE26E4">
+      <w:numFmt w:val="bullet"/>
+      <w:lvlText w:val=""/>
+      <w:lvlJc w:val="left"/>
+      <w:pPr>
+        <w:ind w:left="720" w:hanging="360"/>
+      </w:pPr>
+      <w:rPr>
+        <w:rFonts w:ascii="Wingdings" w:eastAsiaTheme="minorHAnsi" w:hAnsi="Wingdings" w:cstheme="minorBidi" w:hint="default"/>
+      </w:rPr>
+    </w:lvl>
+    <w:lvl w:ilvl="1" w:tplc="40090003" w:tentative="1">
+      <w:start w:val="1"/>
+      <w:numFmt w:val="bullet"/>
+      <w:lvlText w:val="o"/>
+      <w:lvlJc w:val="left"/>
+      <w:pPr>
+        <w:ind w:left="1440" w:hanging="360"/>
+      </w:pPr>
+      <w:rPr>
+        <w:rFonts w:ascii="Courier New" w:hAnsi="Courier New" w:cs="Courier New" w:hint="default"/>
+      </w:rPr>
+    </w:lvl>
+    <w:lvl w:ilvl="2" w:tplc="40090005" w:tentative="1">
+      <w:start w:val="1"/>
+      <w:numFmt w:val="bullet"/>
+      <w:lvlText w:val=""/>
+      <w:lvlJc w:val="left"/>
+      <w:pPr>
+        <w:ind w:left="2160" w:hanging="360"/>
+      </w:pPr>
+      <w:rPr>
+        <w:rFonts w:ascii="Wingdings" w:hAnsi="Wingdings" w:hint="default"/>
+      </w:rPr>
+    </w:lvl>
+    <w:lvl w:ilvl="3" w:tplc="40090001" w:tentative="1">
+      <w:start w:val="1"/>
+      <w:numFmt w:val="bullet"/>
+      <w:lvlText w:val=""/>
+      <w:lvlJc w:val="left"/>
+      <w:pPr>
+        <w:ind w:left="2880" w:hanging="360"/>
+      </w:pPr>
+      <w:rPr>
+        <w:rFonts w:ascii="Symbol" w:hAnsi="Symbol" w:hint="default"/>
+      </w:rPr>
+    </w:lvl>
+    <w:lvl w:ilvl="4" w:tplc="40090003" w:tentative="1">
+      <w:start w:val="1"/>
+      <w:numFmt w:val="bullet"/>
+      <w:lvlText w:val="o"/>
+      <w:lvlJc w:val="left"/>
+      <w:pPr>
+        <w:ind w:left="3600" w:hanging="360"/>
+      </w:pPr>
+      <w:rPr>
+        <w:rFonts w:ascii="Courier New" w:hAnsi="Courier New" w:cs="Courier New" w:hint="default"/>
+      </w:rPr>
+    </w:lvl>
+    <w:lvl w:ilvl="5" w:tplc="40090005" w:tentative="1">
+      <w:start w:val="1"/>
+      <w:numFmt w:val="bullet"/>
+      <w:lvlText w:val=""/>
+      <w:lvlJc w:val="left"/>
+      <w:pPr>
+        <w:ind w:left="4320" w:hanging="360"/>
+      </w:pPr>
+      <w:rPr>
+        <w:rFonts w:ascii="Wingdings" w:hAnsi="Wingdings" w:hint="default"/>
+      </w:rPr>
+    </w:lvl>
+    <w:lvl w:ilvl="6" w:tplc="40090001" w:tentative="1">
+      <w:start w:val="1"/>
+      <w:numFmt w:val="bullet"/>
+      <w:lvlText w:val=""/>
+      <w:lvlJc w:val="left"/>
+      <w:pPr>
+        <w:ind w:left="5040" w:hanging="360"/>
+      </w:pPr>
+      <w:rPr>
+        <w:rFonts w:ascii="Symbol" w:hAnsi="Symbol" w:hint="default"/>
+      </w:rPr>
+    </w:lvl>
+    <w:lvl w:ilvl="7" w:tplc="40090003" w:tentative="1">
+      <w:start w:val="1"/>
+      <w:numFmt w:val="bullet"/>
+      <w:lvlText w:val="o"/>
+      <w:lvlJc w:val="left"/>
+      <w:pPr>
+        <w:ind w:left="5760" w:hanging="360"/>
+      </w:pPr>
+      <w:rPr>
+        <w:rFonts w:ascii="Courier New" w:hAnsi="Courier New" w:cs="Courier New" w:hint="default"/>
+      </w:rPr>
+    </w:lvl>
+    <w:lvl w:ilvl="8" w:tplc="40090005" w:tentative="1">
+      <w:start w:val="1"/>
+      <w:numFmt w:val="bullet"/>
+      <w:lvlText w:val=""/>
+      <w:lvlJc w:val="left"/>
+      <w:pPr>
+        <w:ind w:left="6480" w:hanging="360"/>
+      </w:pPr>
+      <w:rPr>
+        <w:rFonts w:ascii="Wingdings" w:hAnsi="Wingdings" w:hint="default"/>
+      </w:rPr>
+    </w:lvl>
+  </w:abstractNum>
   <w:num w:numId="1" w16cid:durableId="1012561879">
     <w:abstractNumId w:val="1"/>
   </w:num>
   <w:num w:numId="2" w16cid:durableId="1264923077">
     <w:abstractNumId w:val="0"/>
+  </w:num>
+  <w:num w:numId="3" w16cid:durableId="1964537348">
+    <w:abstractNumId w:val="2"/>
   </w:num>
 </w:numbering>
 </file>
